--- a/docs/entregables-isoft/Manual de Usuario - MonsterBurguer.docx
+++ b/docs/entregables-isoft/Manual de Usuario - MonsterBurguer.docx
@@ -66,12 +66,8 @@
     <w:p>
       <w:pPr/>
       <w:r>
-        <w:rPr>
-          <w:b/>
-        </w:rPr>
-        <w:t>Estudiante: [COMPLETAR: nombre completo del estudiante] [COMPLETAR: Integrantes adicionales del grupo si aplica]</w:t>
-      </w:r>
-      <w:r/>
+        <w:t>Estudiante: Manuel Francisco Amell Gil</w:t>
+      </w:r>
     </w:p>
     <w:p>
       <w:pPr/>
@@ -511,9 +507,55 @@
       </w:r>
     </w:p>
     <w:p>
-      <w:pPr/>
-      <w:r>
-        <w:t>[CAPTURA: pantalla de inicio de sesión /login]</w:t>
+      <w:pPr>
+        <w:jc w:val="center"/>
+      </w:pPr>
+      <w:r/>
+      <w:r>
+        <w:drawing>
+          <wp:inline>
+            <wp:extent cx="5400000" cy="2566753"/>
+            <wp:docPr id="1" name="Picture 1"/>
+            <wp:cNvGraphicFramePr>
+              <a:graphicFrameLocks noChangeAspect="1"/>
+            </wp:cNvGraphicFramePr>
+            <a:graphic>
+              <a:graphicData uri="http://schemas.openxmlformats.org/drawingml/2006/picture">
+                <pic:pic>
+                  <pic:nvPicPr>
+                    <pic:cNvPr id="0" name="01-login-screen.png"/>
+                    <pic:cNvPicPr/>
+                  </pic:nvPicPr>
+                  <pic:blipFill>
+                    <a:blip r:embed="rId15"/>
+                    <a:stretch>
+                      <a:fillRect/>
+                    </a:stretch>
+                  </pic:blipFill>
+                  <pic:spPr>
+                    <a:xfrm>
+                      <a:off x="0" y="0"/>
+                      <a:ext cx="5400000" cy="2566753"/>
+                    </a:xfrm>
+                    <a:prstGeom prst="rect"/>
+                  </pic:spPr>
+                </pic:pic>
+              </a:graphicData>
+            </a:graphic>
+          </wp:inline>
+        </w:drawing>
+      </w:r>
+    </w:p>
+    <w:p>
+      <w:pPr>
+        <w:jc w:val="center"/>
+      </w:pPr>
+      <w:r>
+        <w:rPr>
+          <w:i/>
+          <w:sz w:val="19"/>
+        </w:rPr>
+        <w:t>Figura 1. Pantalla de inicio de sesión y autenticación de usuarios</w:t>
       </w:r>
     </w:p>
     <w:p>
@@ -819,9 +861,55 @@
       </w:r>
     </w:p>
     <w:p>
-      <w:pPr/>
-      <w:r>
-        <w:t>[CAPTURA: modal de apertura de caja]</w:t>
+      <w:pPr>
+        <w:jc w:val="center"/>
+      </w:pPr>
+      <w:r/>
+      <w:r>
+        <w:drawing>
+          <wp:inline>
+            <wp:extent cx="5400000" cy="2566753"/>
+            <wp:docPr id="2" name="Picture 2"/>
+            <wp:cNvGraphicFramePr>
+              <a:graphicFrameLocks noChangeAspect="1"/>
+            </wp:cNvGraphicFramePr>
+            <a:graphic>
+              <a:graphicData uri="http://schemas.openxmlformats.org/drawingml/2006/picture">
+                <pic:pic>
+                  <pic:nvPicPr>
+                    <pic:cNvPr id="0" name="01-caja-apertura.png"/>
+                    <pic:cNvPicPr/>
+                  </pic:nvPicPr>
+                  <pic:blipFill>
+                    <a:blip r:embed="rId16"/>
+                    <a:stretch>
+                      <a:fillRect/>
+                    </a:stretch>
+                  </pic:blipFill>
+                  <pic:spPr>
+                    <a:xfrm>
+                      <a:off x="0" y="0"/>
+                      <a:ext cx="5400000" cy="2566753"/>
+                    </a:xfrm>
+                    <a:prstGeom prst="rect"/>
+                  </pic:spPr>
+                </pic:pic>
+              </a:graphicData>
+            </a:graphic>
+          </wp:inline>
+        </w:drawing>
+      </w:r>
+    </w:p>
+    <w:p>
+      <w:pPr>
+        <w:jc w:val="center"/>
+      </w:pPr>
+      <w:r>
+        <w:rPr>
+          <w:i/>
+          <w:sz w:val="19"/>
+        </w:rPr>
+        <w:t>Figura 2. Modal de apertura de sesión de caja y base inicial en efectivo</w:t>
       </w:r>
     </w:p>
     <w:p>
@@ -938,9 +1026,55 @@
       </w:r>
     </w:p>
     <w:p>
-      <w:pPr/>
-      <w:r>
-        <w:t>[CAPTURA: pantalla principal del POS con selector de tipo de pedido y categorías]</w:t>
+      <w:pPr>
+        <w:jc w:val="center"/>
+      </w:pPr>
+      <w:r/>
+      <w:r>
+        <w:drawing>
+          <wp:inline>
+            <wp:extent cx="5400000" cy="2566753"/>
+            <wp:docPr id="3" name="Picture 3"/>
+            <wp:cNvGraphicFramePr>
+              <a:graphicFrameLocks noChangeAspect="1"/>
+            </wp:cNvGraphicFramePr>
+            <a:graphic>
+              <a:graphicData uri="http://schemas.openxmlformats.org/drawingml/2006/picture">
+                <pic:pic>
+                  <pic:nvPicPr>
+                    <pic:cNvPr id="0" name="01-pos-inicial.png"/>
+                    <pic:cNvPicPr/>
+                  </pic:nvPicPr>
+                  <pic:blipFill>
+                    <a:blip r:embed="rId17"/>
+                    <a:stretch>
+                      <a:fillRect/>
+                    </a:stretch>
+                  </pic:blipFill>
+                  <pic:spPr>
+                    <a:xfrm>
+                      <a:off x="0" y="0"/>
+                      <a:ext cx="5400000" cy="2566753"/>
+                    </a:xfrm>
+                    <a:prstGeom prst="rect"/>
+                  </pic:spPr>
+                </pic:pic>
+              </a:graphicData>
+            </a:graphic>
+          </wp:inline>
+        </w:drawing>
+      </w:r>
+    </w:p>
+    <w:p>
+      <w:pPr>
+        <w:jc w:val="center"/>
+      </w:pPr>
+      <w:r>
+        <w:rPr>
+          <w:i/>
+          <w:sz w:val="19"/>
+        </w:rPr>
+        <w:t>Figura 3. Pantalla principal del POS con selección de canal de atención y catálogo</w:t>
       </w:r>
     </w:p>
     <w:p>
@@ -1068,9 +1202,55 @@
       </w:r>
     </w:p>
     <w:p>
-      <w:pPr/>
-      <w:r>
-        <w:t>[CAPTURA: cuadrícula de productos del POS con producto agotado y ticket lateral]</w:t>
+      <w:pPr>
+        <w:jc w:val="center"/>
+      </w:pPr>
+      <w:r/>
+      <w:r>
+        <w:drawing>
+          <wp:inline>
+            <wp:extent cx="5400000" cy="2566753"/>
+            <wp:docPr id="4" name="Picture 4"/>
+            <wp:cNvGraphicFramePr>
+              <a:graphicFrameLocks noChangeAspect="1"/>
+            </wp:cNvGraphicFramePr>
+            <a:graphic>
+              <a:graphicData uri="http://schemas.openxmlformats.org/drawingml/2006/picture">
+                <pic:pic>
+                  <pic:nvPicPr>
+                    <pic:cNvPr id="0" name="02-pos-busqueda-bacon.png"/>
+                    <pic:cNvPicPr/>
+                  </pic:nvPicPr>
+                  <pic:blipFill>
+                    <a:blip r:embed="rId18"/>
+                    <a:stretch>
+                      <a:fillRect/>
+                    </a:stretch>
+                  </pic:blipFill>
+                  <pic:spPr>
+                    <a:xfrm>
+                      <a:off x="0" y="0"/>
+                      <a:ext cx="5400000" cy="2566753"/>
+                    </a:xfrm>
+                    <a:prstGeom prst="rect"/>
+                  </pic:spPr>
+                </pic:pic>
+              </a:graphicData>
+            </a:graphic>
+          </wp:inline>
+        </w:drawing>
+      </w:r>
+    </w:p>
+    <w:p>
+      <w:pPr>
+        <w:jc w:val="center"/>
+      </w:pPr>
+      <w:r>
+        <w:rPr>
+          <w:i/>
+          <w:sz w:val="19"/>
+        </w:rPr>
+        <w:t>Figura 4. Cuadrícula de productos del POS con búsqueda y ticket lateral activo</w:t>
       </w:r>
     </w:p>
     <w:p>
@@ -1470,9 +1650,342 @@
       </w:r>
     </w:p>
     <w:p>
+      <w:pPr>
+        <w:jc w:val="center"/>
+      </w:pPr>
+      <w:r/>
+      <w:r>
+        <w:drawing>
+          <wp:inline>
+            <wp:extent cx="5400000" cy="2566753"/>
+            <wp:docPr id="5" name="Picture 5"/>
+            <wp:cNvGraphicFramePr>
+              <a:graphicFrameLocks noChangeAspect="1"/>
+            </wp:cNvGraphicFramePr>
+            <a:graphic>
+              <a:graphicData uri="http://schemas.openxmlformats.org/drawingml/2006/picture">
+                <pic:pic>
+                  <pic:nvPicPr>
+                    <pic:cNvPr id="0" name="05-pos-pedidos-activos.png"/>
+                    <pic:cNvPicPr/>
+                  </pic:nvPicPr>
+                  <pic:blipFill>
+                    <a:blip r:embed="rId19"/>
+                    <a:stretch>
+                      <a:fillRect/>
+                    </a:stretch>
+                  </pic:blipFill>
+                  <pic:spPr>
+                    <a:xfrm>
+                      <a:off x="0" y="0"/>
+                      <a:ext cx="5400000" cy="2566753"/>
+                    </a:xfrm>
+                    <a:prstGeom prst="rect"/>
+                  </pic:spPr>
+                </pic:pic>
+              </a:graphicData>
+            </a:graphic>
+          </wp:inline>
+        </w:drawing>
+      </w:r>
+    </w:p>
+    <w:p>
+      <w:pPr>
+        <w:jc w:val="center"/>
+      </w:pPr>
+      <w:r>
+        <w:rPr>
+          <w:i/>
+          <w:sz w:val="19"/>
+        </w:rPr>
+        <w:t>Figura 5. Monitor de pedidos activos y estado de mesas en salón</w:t>
+      </w:r>
+    </w:p>
+    <w:p>
+      <w:pPr>
+        <w:pStyle w:val="Heading3"/>
+      </w:pPr>
+      <w:r>
+        <w:t>3.2.6 Cobro del Pedido y Emisión de Recibo</w:t>
+      </w:r>
+    </w:p>
+    <w:p>
       <w:pPr/>
       <w:r>
-        <w:t>[CAPTURA: diálogo de pedidos activos y monitor de mesas ocupadas]</w:t>
+        <w:t>Para liquidar una cuenta:</w:t>
+      </w:r>
+    </w:p>
+    <w:p>
+      <w:pPr>
+        <w:jc w:val="center"/>
+      </w:pPr>
+      <w:r/>
+      <w:r>
+        <w:drawing>
+          <wp:inline>
+            <wp:extent cx="5400000" cy="2566753"/>
+            <wp:docPr id="6" name="Picture 6"/>
+            <wp:cNvGraphicFramePr>
+              <a:graphicFrameLocks noChangeAspect="1"/>
+            </wp:cNvGraphicFramePr>
+            <a:graphic>
+              <a:graphicData uri="http://schemas.openxmlformats.org/drawingml/2006/picture">
+                <pic:pic>
+                  <pic:nvPicPr>
+                    <pic:cNvPr id="0" name="05-pos-cobro-mixto-cuadrado.png"/>
+                    <pic:cNvPicPr/>
+                  </pic:nvPicPr>
+                  <pic:blipFill>
+                    <a:blip r:embed="rId20"/>
+                    <a:stretch>
+                      <a:fillRect/>
+                    </a:stretch>
+                  </pic:blipFill>
+                  <pic:spPr>
+                    <a:xfrm>
+                      <a:off x="0" y="0"/>
+                      <a:ext cx="5400000" cy="2566753"/>
+                    </a:xfrm>
+                    <a:prstGeom prst="rect"/>
+                  </pic:spPr>
+                </pic:pic>
+              </a:graphicData>
+            </a:graphic>
+          </wp:inline>
+        </w:drawing>
+      </w:r>
+    </w:p>
+    <w:p>
+      <w:pPr>
+        <w:jc w:val="center"/>
+      </w:pPr>
+      <w:r>
+        <w:rPr>
+          <w:i/>
+          <w:sz w:val="19"/>
+        </w:rPr>
+        <w:t>Figura 6. Diálogo de cobro con soporte de pagos mixtos, propina y teclado táctil</w:t>
+      </w:r>
+    </w:p>
+    <w:p>
+      <w:pPr>
+        <w:ind w:left="360"/>
+      </w:pPr>
+      <w:r>
+        <w:rPr>
+          <w:b/>
+        </w:rPr>
+        <w:t xml:space="preserve">1.  </w:t>
+      </w:r>
+      <w:r>
+        <w:t xml:space="preserve">En el ticket del pedido confirmado, presione el botón verde </w:t>
+      </w:r>
+      <w:r>
+        <w:rPr>
+          <w:b/>
+        </w:rPr>
+        <w:t>"Cobrar"</w:t>
+      </w:r>
+      <w:r>
+        <w:t>.</w:t>
+      </w:r>
+    </w:p>
+    <w:p>
+      <w:pPr>
+        <w:ind w:left="360"/>
+      </w:pPr>
+      <w:r>
+        <w:rPr>
+          <w:b/>
+        </w:rPr>
+        <w:t xml:space="preserve">2.  </w:t>
+      </w:r>
+      <w:r>
+        <w:rPr>
+          <w:b/>
+        </w:rPr>
+        <w:t>Propina Voluntaria (solo en Mesas):</w:t>
+      </w:r>
+      <w:r>
+        <w:t xml:space="preserve"> Si el pedido es para mesa, el sistema consultará de forma transparente si el cliente desea incluir propina voluntaria (Ley 1935 de 2018). Se sugiere un 10 % redondeado hacia abajo a la centena, el cual </w:t>
+      </w:r>
+      <w:r>
+        <w:rPr>
+          <w:b/>
+        </w:rPr>
+        <w:t>nunca viene preseleccionado</w:t>
+      </w:r>
+      <w:r>
+        <w:t>.</w:t>
+      </w:r>
+    </w:p>
+    <w:p>
+      <w:pPr>
+        <w:ind w:left="360"/>
+      </w:pPr>
+      <w:r>
+        <w:rPr>
+          <w:b/>
+        </w:rPr>
+        <w:t xml:space="preserve">3.  </w:t>
+      </w:r>
+      <w:r>
+        <w:rPr>
+          <w:b/>
+        </w:rPr>
+        <w:t>Selección del medio de pago:</w:t>
+      </w:r>
+    </w:p>
+    <w:p>
+      <w:pPr>
+        <w:ind w:left="360"/>
+      </w:pPr>
+      <w:r>
+        <w:rPr>
+          <w:b/>
+        </w:rPr>
+        <w:t xml:space="preserve">•  </w:t>
+      </w:r>
+      <w:r>
+        <w:rPr>
+          <w:b/>
+        </w:rPr>
+        <w:t>Efectivo:</w:t>
+      </w:r>
+      <w:r>
+        <w:t xml:space="preserve"> Digite la cantidad de dinero entregada por el cliente mediante el teclado en pantalla o los atajos de billetes ($20.000, $50.000, $100.000). El sistema calculará en números grandes las </w:t>
+      </w:r>
+      <w:r>
+        <w:rPr>
+          <w:b/>
+        </w:rPr>
+        <w:t>vueltas exactas</w:t>
+      </w:r>
+      <w:r>
+        <w:t>.</w:t>
+      </w:r>
+    </w:p>
+    <w:p>
+      <w:pPr>
+        <w:ind w:left="360"/>
+      </w:pPr>
+      <w:r>
+        <w:rPr>
+          <w:b/>
+        </w:rPr>
+        <w:t xml:space="preserve">•  </w:t>
+      </w:r>
+      <w:r>
+        <w:rPr>
+          <w:b/>
+        </w:rPr>
+        <w:t>Tarjeta / Transferencia:</w:t>
+      </w:r>
+      <w:r>
+        <w:t xml:space="preserve"> Se imputa el valor exacto de la cuenta y se digita opcionalmente el comprobante de datáfono o referencia de Nequi/Daviplata.</w:t>
+      </w:r>
+    </w:p>
+    <w:p>
+      <w:pPr>
+        <w:ind w:left="360"/>
+      </w:pPr>
+      <w:r>
+        <w:rPr>
+          <w:b/>
+        </w:rPr>
+        <w:t xml:space="preserve">4.  </w:t>
+      </w:r>
+      <w:r>
+        <w:t xml:space="preserve">Presione </w:t>
+      </w:r>
+      <w:r>
+        <w:rPr>
+          <w:b/>
+        </w:rPr>
+        <w:t>"Confirmar Cobro"</w:t>
+      </w:r>
+      <w:r>
+        <w:t>.</w:t>
+      </w:r>
+    </w:p>
+    <w:p>
+      <w:pPr>
+        <w:ind w:left="360"/>
+      </w:pPr>
+      <w:r>
+        <w:rPr>
+          <w:b/>
+        </w:rPr>
+        <w:t xml:space="preserve">5.  </w:t>
+      </w:r>
+      <w:r>
+        <w:t>El sistema cerrará la orden, liberará la mesa ocupada y disparará automáticamente la vista de impresión del comprobante de venta POS en formato térmico de 80 mm.</w:t>
+      </w:r>
+    </w:p>
+    <w:p>
+      <w:pPr>
+        <w:ind w:left="360"/>
+      </w:pPr>
+      <w:r>
+        <w:rPr>
+          <w:b/>
+        </w:rPr>
+        <w:t xml:space="preserve">6.  </w:t>
+      </w:r>
+      <w:r>
+        <w:t>Entregue las vueltas y el comprobante al cliente.</w:t>
+      </w:r>
+    </w:p>
+    <w:p>
+      <w:pPr>
+        <w:jc w:val="center"/>
+      </w:pPr>
+      <w:r/>
+      <w:r>
+        <w:drawing>
+          <wp:inline>
+            <wp:extent cx="5400000" cy="2566753"/>
+            <wp:docPr id="7" name="Picture 7"/>
+            <wp:cNvGraphicFramePr>
+              <a:graphicFrameLocks noChangeAspect="1"/>
+            </wp:cNvGraphicFramePr>
+            <a:graphic>
+              <a:graphicData uri="http://schemas.openxmlformats.org/drawingml/2006/picture">
+                <pic:pic>
+                  <pic:nvPicPr>
+                    <pic:cNvPr id="0" name="06-pos-recibo-pago-mixto.png"/>
+                    <pic:cNvPicPr/>
+                  </pic:nvPicPr>
+                  <pic:blipFill>
+                    <a:blip r:embed="rId21"/>
+                    <a:stretch>
+                      <a:fillRect/>
+                    </a:stretch>
+                  </pic:blipFill>
+                  <pic:spPr>
+                    <a:xfrm>
+                      <a:off x="0" y="0"/>
+                      <a:ext cx="5400000" cy="2566753"/>
+                    </a:xfrm>
+                    <a:prstGeom prst="rect"/>
+                  </pic:spPr>
+                </pic:pic>
+              </a:graphicData>
+            </a:graphic>
+          </wp:inline>
+        </w:drawing>
+      </w:r>
+    </w:p>
+    <w:p>
+      <w:pPr>
+        <w:jc w:val="center"/>
+      </w:pPr>
+      <w:r>
+        <w:rPr>
+          <w:i/>
+          <w:sz w:val="19"/>
+        </w:rPr>
+        <w:t>Figura 7. Formato de recibo impreso POS de 80 mm con discriminación de métodos de pago</w:t>
       </w:r>
     </w:p>
     <w:p>
@@ -1480,358 +1993,255 @@
         <w:pStyle w:val="Heading3"/>
       </w:pPr>
       <w:r>
-        <w:t>3.2.6 Cobro del Pedido y Emisión de Recibo</w:t>
+        <w:t>3.2.7 Movimientos Manuales de Caja (Ingresos y Retiros)</w:t>
       </w:r>
     </w:p>
     <w:p>
       <w:pPr/>
       <w:r>
-        <w:t>Para liquidar una cuenta:</w:t>
+        <w:t>Si durante la jornada requiere retirar dinero para una compra menor urgente (ejemplo: bolsas de hielo) o ingresar sencillo adicional:</w:t>
+      </w:r>
+    </w:p>
+    <w:p>
+      <w:pPr>
+        <w:ind w:left="360"/>
+      </w:pPr>
+      <w:r>
+        <w:rPr>
+          <w:b/>
+        </w:rPr>
+        <w:t xml:space="preserve">1.  </w:t>
+      </w:r>
+      <w:r>
+        <w:t xml:space="preserve">Diríjase a la sección </w:t>
+      </w:r>
+      <w:r>
+        <w:rPr>
+          <w:b/>
+        </w:rPr>
+        <w:t>Caja</w:t>
+      </w:r>
+      <w:r>
+        <w:t xml:space="preserve"> y seleccione la pestaña </w:t>
+      </w:r>
+      <w:r>
+        <w:rPr>
+          <w:b/>
+        </w:rPr>
+        <w:t>"Movimientos"</w:t>
+      </w:r>
+      <w:r>
+        <w:t>.</w:t>
+      </w:r>
+    </w:p>
+    <w:p>
+      <w:pPr>
+        <w:ind w:left="360"/>
+      </w:pPr>
+      <w:r>
+        <w:rPr>
+          <w:b/>
+        </w:rPr>
+        <w:t xml:space="preserve">2.  </w:t>
+      </w:r>
+      <w:r>
+        <w:t xml:space="preserve">Presione </w:t>
+      </w:r>
+      <w:r>
+        <w:rPr>
+          <w:b/>
+        </w:rPr>
+        <w:t>"Nuevo Movimiento"</w:t>
+      </w:r>
+      <w:r>
+        <w:t>.</w:t>
+      </w:r>
+    </w:p>
+    <w:p>
+      <w:pPr>
+        <w:ind w:left="360"/>
+      </w:pPr>
+      <w:r>
+        <w:rPr>
+          <w:b/>
+        </w:rPr>
+        <w:t xml:space="preserve">3.  </w:t>
+      </w:r>
+      <w:r>
+        <w:t xml:space="preserve">Seleccione el tipo: </w:t>
+      </w:r>
+      <w:r>
+        <w:rPr>
+          <w:b/>
+        </w:rPr>
+        <w:t>INGRESO</w:t>
+      </w:r>
+      <w:r>
+        <w:t xml:space="preserve"> (añade efectivo a gaveta) o </w:t>
+      </w:r>
+      <w:r>
+        <w:rPr>
+          <w:b/>
+        </w:rPr>
+        <w:t>RETIRO</w:t>
+      </w:r>
+      <w:r>
+        <w:t xml:space="preserve"> (extrae efectivo de gaveta).</w:t>
+      </w:r>
+    </w:p>
+    <w:p>
+      <w:pPr>
+        <w:ind w:left="360"/>
+      </w:pPr>
+      <w:r>
+        <w:rPr>
+          <w:b/>
+        </w:rPr>
+        <w:t xml:space="preserve">4.  </w:t>
+      </w:r>
+      <w:r>
+        <w:t>Ingrese el monto en pesos y escriba la justificación obligatoria (mínimo 3 caracteres).</w:t>
+      </w:r>
+    </w:p>
+    <w:p>
+      <w:pPr>
+        <w:ind w:left="360"/>
+      </w:pPr>
+      <w:r>
+        <w:rPr>
+          <w:b/>
+        </w:rPr>
+        <w:t xml:space="preserve">5.  </w:t>
+      </w:r>
+      <w:r>
+        <w:t xml:space="preserve">Presione </w:t>
+      </w:r>
+      <w:r>
+        <w:rPr>
+          <w:b/>
+        </w:rPr>
+        <w:t>"Registrar Movimiento"</w:t>
+      </w:r>
+      <w:r>
+        <w:t>. El sistema actualizará el efectivo esperado de la caja. Un retiro no podrá ejecutarse si supera el efectivo disponible en gaveta.</w:t>
+      </w:r>
+    </w:p>
+    <w:p>
+      <w:pPr>
+        <w:jc w:val="center"/>
+      </w:pPr>
+      <w:r/>
+      <w:r>
+        <w:drawing>
+          <wp:inline>
+            <wp:extent cx="5400000" cy="2566753"/>
+            <wp:docPr id="8" name="Picture 8"/>
+            <wp:cNvGraphicFramePr>
+              <a:graphicFrameLocks noChangeAspect="1"/>
+            </wp:cNvGraphicFramePr>
+            <a:graphic>
+              <a:graphicData uri="http://schemas.openxmlformats.org/drawingml/2006/picture">
+                <pic:pic>
+                  <pic:nvPicPr>
+                    <pic:cNvPr id="0" name="02-dialogo-ingreso.png"/>
+                    <pic:cNvPicPr/>
+                  </pic:nvPicPr>
+                  <pic:blipFill>
+                    <a:blip r:embed="rId22"/>
+                    <a:stretch>
+                      <a:fillRect/>
+                    </a:stretch>
+                  </pic:blipFill>
+                  <pic:spPr>
+                    <a:xfrm>
+                      <a:off x="0" y="0"/>
+                      <a:ext cx="5400000" cy="2566753"/>
+                    </a:xfrm>
+                    <a:prstGeom prst="rect"/>
+                  </pic:spPr>
+                </pic:pic>
+              </a:graphicData>
+            </a:graphic>
+          </wp:inline>
+        </w:drawing>
+      </w:r>
+    </w:p>
+    <w:p>
+      <w:pPr>
+        <w:jc w:val="center"/>
+      </w:pPr>
+      <w:r>
+        <w:rPr>
+          <w:i/>
+          <w:sz w:val="19"/>
+        </w:rPr>
+        <w:t>Figura 8. Registro de movimiento manual de caja (ingreso o retiro de efectivo)</w:t>
+      </w:r>
+    </w:p>
+    <w:p>
+      <w:pPr>
+        <w:pStyle w:val="Heading3"/>
+      </w:pPr>
+      <w:r>
+        <w:t>3.2.8 Cierre de Sesión de Caja (Arqueo de Turno)</w:t>
       </w:r>
     </w:p>
     <w:p>
       <w:pPr/>
       <w:r>
-        <w:t>[CAPTURA: diálogo de cobro con propina y teclado numérico de efectivo]</w:t>
-      </w:r>
-    </w:p>
-    <w:p>
-      <w:pPr>
-        <w:ind w:left="360"/>
-      </w:pPr>
-      <w:r>
-        <w:rPr>
-          <w:b/>
-        </w:rPr>
-        <w:t xml:space="preserve">1.  </w:t>
-      </w:r>
-      <w:r>
-        <w:t xml:space="preserve">En el ticket del pedido confirmado, presione el botón verde </w:t>
-      </w:r>
-      <w:r>
-        <w:rPr>
-          <w:b/>
-        </w:rPr>
-        <w:t>"Cobrar"</w:t>
-      </w:r>
-      <w:r>
-        <w:t>.</w:t>
-      </w:r>
-    </w:p>
-    <w:p>
-      <w:pPr>
-        <w:ind w:left="360"/>
-      </w:pPr>
-      <w:r>
-        <w:rPr>
-          <w:b/>
-        </w:rPr>
-        <w:t xml:space="preserve">2.  </w:t>
-      </w:r>
-      <w:r>
-        <w:rPr>
-          <w:b/>
-        </w:rPr>
-        <w:t>Propina Voluntaria (solo en Mesas):</w:t>
-      </w:r>
-      <w:r>
-        <w:t xml:space="preserve"> Si el pedido es para mesa, el sistema consultará de forma transparente si el cliente desea incluir propina voluntaria (Ley 1935 de 2018). Se sugiere un 10 % redondeado hacia abajo a la centena, el cual </w:t>
-      </w:r>
-      <w:r>
-        <w:rPr>
-          <w:b/>
-        </w:rPr>
-        <w:t>nunca viene preseleccionado</w:t>
-      </w:r>
-      <w:r>
-        <w:t>.</w:t>
-      </w:r>
-    </w:p>
-    <w:p>
-      <w:pPr>
-        <w:ind w:left="360"/>
-      </w:pPr>
-      <w:r>
-        <w:rPr>
-          <w:b/>
-        </w:rPr>
-        <w:t xml:space="preserve">3.  </w:t>
-      </w:r>
-      <w:r>
-        <w:rPr>
-          <w:b/>
-        </w:rPr>
-        <w:t>Selección del medio de pago:</w:t>
-      </w:r>
-    </w:p>
-    <w:p>
-      <w:pPr>
-        <w:ind w:left="360"/>
-      </w:pPr>
-      <w:r>
-        <w:rPr>
-          <w:b/>
-        </w:rPr>
-        <w:t xml:space="preserve">•  </w:t>
-      </w:r>
-      <w:r>
-        <w:rPr>
-          <w:b/>
-        </w:rPr>
-        <w:t>Efectivo:</w:t>
-      </w:r>
-      <w:r>
-        <w:t xml:space="preserve"> Digite la cantidad de dinero entregada por el cliente mediante el teclado en pantalla o los atajos de billetes ($20.000, $50.000, $100.000). El sistema calculará en números grandes las </w:t>
-      </w:r>
-      <w:r>
-        <w:rPr>
-          <w:b/>
-        </w:rPr>
-        <w:t>vueltas exactas</w:t>
-      </w:r>
-      <w:r>
-        <w:t>.</w:t>
-      </w:r>
-    </w:p>
-    <w:p>
-      <w:pPr>
-        <w:ind w:left="360"/>
-      </w:pPr>
-      <w:r>
-        <w:rPr>
-          <w:b/>
-        </w:rPr>
-        <w:t xml:space="preserve">•  </w:t>
-      </w:r>
-      <w:r>
-        <w:rPr>
-          <w:b/>
-        </w:rPr>
-        <w:t>Tarjeta / Transferencia:</w:t>
-      </w:r>
-      <w:r>
-        <w:t xml:space="preserve"> Se imputa el valor exacto de la cuenta y se digita opcionalmente el comprobante de datáfono o referencia de Nequi/Daviplata.</w:t>
-      </w:r>
-    </w:p>
-    <w:p>
-      <w:pPr>
-        <w:ind w:left="360"/>
-      </w:pPr>
-      <w:r>
-        <w:rPr>
-          <w:b/>
-        </w:rPr>
-        <w:t xml:space="preserve">4.  </w:t>
-      </w:r>
-      <w:r>
-        <w:t xml:space="preserve">Presione </w:t>
-      </w:r>
-      <w:r>
-        <w:rPr>
-          <w:b/>
-        </w:rPr>
-        <w:t>"Confirmar Cobro"</w:t>
-      </w:r>
-      <w:r>
-        <w:t>.</w:t>
-      </w:r>
-    </w:p>
-    <w:p>
-      <w:pPr>
-        <w:ind w:left="360"/>
-      </w:pPr>
-      <w:r>
-        <w:rPr>
-          <w:b/>
-        </w:rPr>
-        <w:t xml:space="preserve">5.  </w:t>
-      </w:r>
-      <w:r>
-        <w:t>El sistema cerrará la orden, liberará la mesa ocupada y disparará automáticamente la vista de impresión del comprobante de venta POS en formato térmico de 80 mm.</w:t>
-      </w:r>
-    </w:p>
-    <w:p>
-      <w:pPr>
-        <w:ind w:left="360"/>
-      </w:pPr>
-      <w:r>
-        <w:rPr>
-          <w:b/>
-        </w:rPr>
-        <w:t xml:space="preserve">6.  </w:t>
-      </w:r>
-      <w:r>
-        <w:t>Entregue las vueltas y el comprobante al cliente.</w:t>
-      </w:r>
-    </w:p>
-    <w:p>
-      <w:pPr/>
-      <w:r>
-        <w:t>[CAPTURA: recibo POS impreso a 80 mm con leyendas legales]</w:t>
-      </w:r>
-    </w:p>
-    <w:p>
-      <w:pPr>
-        <w:pStyle w:val="Heading3"/>
-      </w:pPr>
-      <w:r>
-        <w:t>3.2.7 Movimientos Manuales de Caja (Ingresos y Retiros)</w:t>
-      </w:r>
-    </w:p>
-    <w:p>
-      <w:pPr/>
-      <w:r>
-        <w:t>Si durante la jornada requiere retirar dinero para una compra menor urgente (ejemplo: bolsas de hielo) o ingresar sencillo adicional:</w:t>
-      </w:r>
-    </w:p>
-    <w:p>
-      <w:pPr>
-        <w:ind w:left="360"/>
-      </w:pPr>
-      <w:r>
-        <w:rPr>
-          <w:b/>
-        </w:rPr>
-        <w:t xml:space="preserve">1.  </w:t>
-      </w:r>
-      <w:r>
-        <w:t xml:space="preserve">Diríjase a la sección </w:t>
-      </w:r>
-      <w:r>
-        <w:rPr>
-          <w:b/>
-        </w:rPr>
-        <w:t>Caja</w:t>
-      </w:r>
-      <w:r>
-        <w:t xml:space="preserve"> y seleccione la pestaña </w:t>
-      </w:r>
-      <w:r>
-        <w:rPr>
-          <w:b/>
-        </w:rPr>
-        <w:t>"Movimientos"</w:t>
-      </w:r>
-      <w:r>
-        <w:t>.</w:t>
-      </w:r>
-    </w:p>
-    <w:p>
-      <w:pPr>
-        <w:ind w:left="360"/>
-      </w:pPr>
-      <w:r>
-        <w:rPr>
-          <w:b/>
-        </w:rPr>
-        <w:t xml:space="preserve">2.  </w:t>
-      </w:r>
-      <w:r>
-        <w:t xml:space="preserve">Presione </w:t>
-      </w:r>
-      <w:r>
-        <w:rPr>
-          <w:b/>
-        </w:rPr>
-        <w:t>"Nuevo Movimiento"</w:t>
-      </w:r>
-      <w:r>
-        <w:t>.</w:t>
-      </w:r>
-    </w:p>
-    <w:p>
-      <w:pPr>
-        <w:ind w:left="360"/>
-      </w:pPr>
-      <w:r>
-        <w:rPr>
-          <w:b/>
-        </w:rPr>
-        <w:t xml:space="preserve">3.  </w:t>
-      </w:r>
-      <w:r>
-        <w:t xml:space="preserve">Seleccione el tipo: </w:t>
-      </w:r>
-      <w:r>
-        <w:rPr>
-          <w:b/>
-        </w:rPr>
-        <w:t>INGRESO</w:t>
-      </w:r>
-      <w:r>
-        <w:t xml:space="preserve"> (añade efectivo a gaveta) o </w:t>
-      </w:r>
-      <w:r>
-        <w:rPr>
-          <w:b/>
-        </w:rPr>
-        <w:t>RETIRO</w:t>
-      </w:r>
-      <w:r>
-        <w:t xml:space="preserve"> (extrae efectivo de gaveta).</w:t>
-      </w:r>
-    </w:p>
-    <w:p>
-      <w:pPr>
-        <w:ind w:left="360"/>
-      </w:pPr>
-      <w:r>
-        <w:rPr>
-          <w:b/>
-        </w:rPr>
-        <w:t xml:space="preserve">4.  </w:t>
-      </w:r>
-      <w:r>
-        <w:t>Ingrese el monto en pesos y escriba la justificación obligatoria (mínimo 3 caracteres).</w:t>
-      </w:r>
-    </w:p>
-    <w:p>
-      <w:pPr>
-        <w:ind w:left="360"/>
-      </w:pPr>
-      <w:r>
-        <w:rPr>
-          <w:b/>
-        </w:rPr>
-        <w:t xml:space="preserve">5.  </w:t>
-      </w:r>
-      <w:r>
-        <w:t xml:space="preserve">Presione </w:t>
-      </w:r>
-      <w:r>
-        <w:rPr>
-          <w:b/>
-        </w:rPr>
-        <w:t>"Registrar Movimiento"</w:t>
-      </w:r>
-      <w:r>
-        <w:t>. El sistema actualizará el efectivo esperado de la caja. Un retiro no podrá ejecutarse si supera el efectivo disponible en gaveta.</w:t>
-      </w:r>
-    </w:p>
-    <w:p>
-      <w:pPr/>
-      <w:r>
-        <w:t>[CAPTURA: formulario de registro de movimiento manual de caja]</w:t>
-      </w:r>
-    </w:p>
-    <w:p>
-      <w:pPr>
-        <w:pStyle w:val="Heading3"/>
-      </w:pPr>
-      <w:r>
-        <w:t>3.2.8 Cierre de Sesión de Caja (Arqueo de Turno)</w:t>
-      </w:r>
-    </w:p>
-    <w:p>
-      <w:pPr/>
-      <w:r>
         <w:t>Al finalizar la jornada laboral:</w:t>
       </w:r>
     </w:p>
     <w:p>
-      <w:pPr/>
-      <w:r>
-        <w:t>[CAPTURA: pantalla de cierre de caja y arqueo ciego]</w:t>
+      <w:pPr>
+        <w:jc w:val="center"/>
+      </w:pPr>
+      <w:r/>
+      <w:r>
+        <w:drawing>
+          <wp:inline>
+            <wp:extent cx="5400000" cy="2566753"/>
+            <wp:docPr id="9" name="Picture 9"/>
+            <wp:cNvGraphicFramePr>
+              <a:graphicFrameLocks noChangeAspect="1"/>
+            </wp:cNvGraphicFramePr>
+            <a:graphic>
+              <a:graphicData uri="http://schemas.openxmlformats.org/drawingml/2006/picture">
+                <pic:pic>
+                  <pic:nvPicPr>
+                    <pic:cNvPr id="0" name="04-cierre-cuadrado.png"/>
+                    <pic:cNvPicPr/>
+                  </pic:nvPicPr>
+                  <pic:blipFill>
+                    <a:blip r:embed="rId23"/>
+                    <a:stretch>
+                      <a:fillRect/>
+                    </a:stretch>
+                  </pic:blipFill>
+                  <pic:spPr>
+                    <a:xfrm>
+                      <a:off x="0" y="0"/>
+                      <a:ext cx="5400000" cy="2566753"/>
+                    </a:xfrm>
+                    <a:prstGeom prst="rect"/>
+                  </pic:spPr>
+                </pic:pic>
+              </a:graphicData>
+            </a:graphic>
+          </wp:inline>
+        </w:drawing>
+      </w:r>
+    </w:p>
+    <w:p>
+      <w:pPr>
+        <w:jc w:val="center"/>
+      </w:pPr>
+      <w:r>
+        <w:rPr>
+          <w:i/>
+          <w:sz w:val="19"/>
+        </w:rPr>
+        <w:t>Figura 9. Cierre de turno de caja con arqueo ciego y reporte de diferencias</w:t>
       </w:r>
     </w:p>
     <w:p>
@@ -1985,9 +2395,55 @@
       </w:r>
     </w:p>
     <w:p>
-      <w:pPr/>
-      <w:r>
-        <w:t>[CAPTURA: pantalla KDS de cocina con tarjetas en columnas Pendiente, Preparación y Lista]</w:t>
+      <w:pPr>
+        <w:jc w:val="center"/>
+      </w:pPr>
+      <w:r/>
+      <w:r>
+        <w:drawing>
+          <wp:inline>
+            <wp:extent cx="5400000" cy="2566753"/>
+            <wp:docPr id="10" name="Picture 10"/>
+            <wp:cNvGraphicFramePr>
+              <a:graphicFrameLocks noChangeAspect="1"/>
+            </wp:cNvGraphicFramePr>
+            <a:graphic>
+              <a:graphicData uri="http://schemas.openxmlformats.org/drawingml/2006/picture">
+                <pic:pic>
+                  <pic:nvPicPr>
+                    <pic:cNvPr id="0" name="05-kds-comanda-pendiente.png"/>
+                    <pic:cNvPicPr/>
+                  </pic:nvPicPr>
+                  <pic:blipFill>
+                    <a:blip r:embed="rId24"/>
+                    <a:stretch>
+                      <a:fillRect/>
+                    </a:stretch>
+                  </pic:blipFill>
+                  <pic:spPr>
+                    <a:xfrm>
+                      <a:off x="0" y="0"/>
+                      <a:ext cx="5400000" cy="2566753"/>
+                    </a:xfrm>
+                    <a:prstGeom prst="rect"/>
+                  </pic:spPr>
+                </pic:pic>
+              </a:graphicData>
+            </a:graphic>
+          </wp:inline>
+        </w:drawing>
+      </w:r>
+    </w:p>
+    <w:p>
+      <w:pPr>
+        <w:jc w:val="center"/>
+      </w:pPr>
+      <w:r>
+        <w:rPr>
+          <w:i/>
+          <w:sz w:val="19"/>
+        </w:rPr>
+        <w:t>Figura 10. Pantalla KDS de cocina con semáforo de tiempos y comandas activas</w:t>
       </w:r>
     </w:p>
     <w:p>
@@ -2240,9 +2696,55 @@
       </w:r>
     </w:p>
     <w:p>
-      <w:pPr/>
-      <w:r>
-        <w:t>[CAPTURA: panel de control Dashboard del Administrador con KPIs del día]</w:t>
+      <w:pPr>
+        <w:jc w:val="center"/>
+      </w:pPr>
+      <w:r/>
+      <w:r>
+        <w:drawing>
+          <wp:inline>
+            <wp:extent cx="5400000" cy="2566753"/>
+            <wp:docPr id="11" name="Picture 11"/>
+            <wp:cNvGraphicFramePr>
+              <a:graphicFrameLocks noChangeAspect="1"/>
+            </wp:cNvGraphicFramePr>
+            <a:graphic>
+              <a:graphicData uri="http://schemas.openxmlformats.org/drawingml/2006/picture">
+                <pic:pic>
+                  <pic:nvPicPr>
+                    <pic:cNvPr id="0" name="04-admin-dashboard.png"/>
+                    <pic:cNvPicPr/>
+                  </pic:nvPicPr>
+                  <pic:blipFill>
+                    <a:blip r:embed="rId25"/>
+                    <a:stretch>
+                      <a:fillRect/>
+                    </a:stretch>
+                  </pic:blipFill>
+                  <pic:spPr>
+                    <a:xfrm>
+                      <a:off x="0" y="0"/>
+                      <a:ext cx="5400000" cy="2566753"/>
+                    </a:xfrm>
+                    <a:prstGeom prst="rect"/>
+                  </pic:spPr>
+                </pic:pic>
+              </a:graphicData>
+            </a:graphic>
+          </wp:inline>
+        </w:drawing>
+      </w:r>
+    </w:p>
+    <w:p>
+      <w:pPr>
+        <w:jc w:val="center"/>
+      </w:pPr>
+      <w:r>
+        <w:rPr>
+          <w:i/>
+          <w:sz w:val="19"/>
+        </w:rPr>
+        <w:t>Figura 11. Dashboard gerencial con indicadores clave de ventas y operaciones</w:t>
       </w:r>
     </w:p>
     <w:p>
@@ -2402,9 +2904,55 @@
       </w:r>
     </w:p>
     <w:p>
-      <w:pPr/>
-      <w:r>
-        <w:t>[CAPTURA: formulario de administración de productos y recetas]</w:t>
+      <w:pPr>
+        <w:jc w:val="center"/>
+      </w:pPr>
+      <w:r/>
+      <w:r>
+        <w:drawing>
+          <wp:inline>
+            <wp:extent cx="5400000" cy="3741732"/>
+            <wp:docPr id="12" name="Picture 12"/>
+            <wp:cNvGraphicFramePr>
+              <a:graphicFrameLocks noChangeAspect="1"/>
+            </wp:cNvGraphicFramePr>
+            <a:graphic>
+              <a:graphicData uri="http://schemas.openxmlformats.org/drawingml/2006/picture">
+                <pic:pic>
+                  <pic:nvPicPr>
+                    <pic:cNvPr id="0" name="reportes-dashboard.png"/>
+                    <pic:cNvPicPr/>
+                  </pic:nvPicPr>
+                  <pic:blipFill>
+                    <a:blip r:embed="rId26"/>
+                    <a:stretch>
+                      <a:fillRect/>
+                    </a:stretch>
+                  </pic:blipFill>
+                  <pic:spPr>
+                    <a:xfrm>
+                      <a:off x="0" y="0"/>
+                      <a:ext cx="5400000" cy="3741732"/>
+                    </a:xfrm>
+                    <a:prstGeom prst="rect"/>
+                  </pic:spPr>
+                </pic:pic>
+              </a:graphicData>
+            </a:graphic>
+          </wp:inline>
+        </w:drawing>
+      </w:r>
+    </w:p>
+    <w:p>
+      <w:pPr>
+        <w:jc w:val="center"/>
+      </w:pPr>
+      <w:r>
+        <w:rPr>
+          <w:i/>
+          <w:sz w:val="19"/>
+        </w:rPr>
+        <w:t>Figura 12. Módulo de reportes detallados y analítica de ventas por canal</w:t>
       </w:r>
     </w:p>
     <w:p>
@@ -2535,9 +3083,55 @@
       </w:r>
     </w:p>
     <w:p>
-      <w:pPr/>
-      <w:r>
-        <w:t>[CAPTURA: tabla del Kardex de inventario con movimientos de consumo y entrada]</w:t>
+      <w:pPr>
+        <w:jc w:val="center"/>
+      </w:pPr>
+      <w:r/>
+      <w:r>
+        <w:drawing>
+          <wp:inline>
+            <wp:extent cx="5400000" cy="2566753"/>
+            <wp:docPr id="13" name="Picture 13"/>
+            <wp:cNvGraphicFramePr>
+              <a:graphicFrameLocks noChangeAspect="1"/>
+            </wp:cNvGraphicFramePr>
+            <a:graphic>
+              <a:graphicData uri="http://schemas.openxmlformats.org/drawingml/2006/picture">
+                <pic:pic>
+                  <pic:nvPicPr>
+                    <pic:cNvPr id="0" name="08-admin-inventario-paginacion-pagina1.png"/>
+                    <pic:cNvPicPr/>
+                  </pic:nvPicPr>
+                  <pic:blipFill>
+                    <a:blip r:embed="rId27"/>
+                    <a:stretch>
+                      <a:fillRect/>
+                    </a:stretch>
+                  </pic:blipFill>
+                  <pic:spPr>
+                    <a:xfrm>
+                      <a:off x="0" y="0"/>
+                      <a:ext cx="5400000" cy="2566753"/>
+                    </a:xfrm>
+                    <a:prstGeom prst="rect"/>
+                  </pic:spPr>
+                </pic:pic>
+              </a:graphicData>
+            </a:graphic>
+          </wp:inline>
+        </w:drawing>
+      </w:r>
+    </w:p>
+    <w:p>
+      <w:pPr>
+        <w:jc w:val="center"/>
+      </w:pPr>
+      <w:r>
+        <w:rPr>
+          <w:i/>
+          <w:sz w:val="19"/>
+        </w:rPr>
+        <w:t>Figura 13. Vista de inventario administrativo y kardex con paginación keyset</w:t>
       </w:r>
     </w:p>
     <w:p>
